--- a/روابط_المشروع.docx
+++ b/روابط_المشروع.docx
@@ -175,276 +175,6 @@
             <w:u w:val="single"/>
           </w:rPr>
           <w:t>https://teachers-data-portal.vercel.app/coordinator/</w:t>
-        </w:r>
-      </w:hyperlink>
-    </w:p>
-    <w:p>
-      <w:pPr>
-        <w:pStyle w:val="Heading1"/>
-        <w:jc w:val="right"/>
-        <w:bidi/>
-      </w:pPr>
-      <w:r>
-        <w:t>روابط التجربة (حسب آخر ما ورد في ملف التعليمات؛ بعضها قد يكون حُذف أو أقدم من المنشور)</w:t>
-      </w:r>
-    </w:p>
-    <w:p>
-      <w:pPr>
-        <w:jc w:val="right"/>
-        <w:bidi/>
-      </w:pPr>
-      <w:r>
-        <w:rPr>
-          <w:b/>
-        </w:rPr>
-        <w:t>لوحة المنسق (v168):</w:t>
-      </w:r>
-    </w:p>
-    <w:p>
-      <w:pPr>
-        <w:jc w:val="left"/>
-      </w:pPr>
-      <w:hyperlink r:id="rId15">
-        <w:r>
-          <w:rPr>
-            <w:color w:val="0563C1"/>
-            <w:u w:val="single"/>
-          </w:rPr>
-          <w:t>https://mabdelmoufdy-max.github.io/science-guidance/trial/coordinator/</w:t>
-        </w:r>
-      </w:hyperlink>
-    </w:p>
-    <w:p>
-      <w:pPr>
-        <w:jc w:val="right"/>
-        <w:bidi/>
-      </w:pPr>
-      <w:r>
-        <w:rPr>
-          <w:b/>
-        </w:rPr>
-        <w:t>إدخال بيانات المنسق:</w:t>
-      </w:r>
-    </w:p>
-    <w:p>
-      <w:pPr>
-        <w:jc w:val="left"/>
-      </w:pPr>
-      <w:hyperlink r:id="rId16">
-        <w:r>
-          <w:rPr>
-            <w:color w:val="0563C1"/>
-            <w:u w:val="single"/>
-          </w:rPr>
-          <w:t>https://mabdelmoufdy-max.github.io/science-guidance/trial/coordinator-entry/</w:t>
-        </w:r>
-      </w:hyperlink>
-    </w:p>
-    <w:p>
-      <w:pPr>
-        <w:jc w:val="right"/>
-        <w:bidi/>
-      </w:pPr>
-      <w:r>
-        <w:rPr>
-          <w:b/>
-        </w:rPr>
-        <w:t>شاشة المعلم:</w:t>
-      </w:r>
-    </w:p>
-    <w:p>
-      <w:pPr>
-        <w:jc w:val="left"/>
-      </w:pPr>
-      <w:hyperlink r:id="rId17">
-        <w:r>
-          <w:rPr>
-            <w:color w:val="0563C1"/>
-            <w:u w:val="single"/>
-          </w:rPr>
-          <w:t>https://mabdelmoufdy-max.github.io/science-guidance/trial/teacher/</w:t>
-        </w:r>
-      </w:hyperlink>
-    </w:p>
-    <w:p>
-      <w:pPr>
-        <w:jc w:val="right"/>
-        <w:bidi/>
-      </w:pPr>
-      <w:r>
-        <w:rPr>
-          <w:b/>
-        </w:rPr>
-        <w:t>الموجهون / توزيع الموجهين:</w:t>
-      </w:r>
-    </w:p>
-    <w:p>
-      <w:pPr>
-        <w:jc w:val="left"/>
-      </w:pPr>
-      <w:hyperlink r:id="rId18">
-        <w:r>
-          <w:rPr>
-            <w:color w:val="0563C1"/>
-            <w:u w:val="single"/>
-          </w:rPr>
-          <w:t>https://mabdelmoufdy-max.github.io/science-guidance/trial/supervisors/</w:t>
-        </w:r>
-      </w:hyperlink>
-    </w:p>
-    <w:p>
-      <w:pPr>
-        <w:jc w:val="right"/>
-        <w:bidi/>
-      </w:pPr>
-      <w:r>
-        <w:rPr>
-          <w:b/>
-        </w:rPr>
-        <w:t>التقارير:</w:t>
-      </w:r>
-    </w:p>
-    <w:p>
-      <w:pPr>
-        <w:jc w:val="left"/>
-      </w:pPr>
-      <w:hyperlink r:id="rId19">
-        <w:r>
-          <w:rPr>
-            <w:color w:val="0563C1"/>
-            <w:u w:val="single"/>
-          </w:rPr>
-          <w:t>https://mabdelmoufdy-max.github.io/science-guidance/trial/reports/</w:t>
-        </w:r>
-      </w:hyperlink>
-    </w:p>
-    <w:p>
-      <w:pPr>
-        <w:jc w:val="right"/>
-        <w:bidi/>
-      </w:pPr>
-      <w:r>
-        <w:rPr>
-          <w:b/>
-        </w:rPr>
-        <w:t>إشراف مشرف المادة:</w:t>
-      </w:r>
-    </w:p>
-    <w:p>
-      <w:pPr>
-        <w:jc w:val="left"/>
-      </w:pPr>
-      <w:hyperlink r:id="rId20">
-        <w:r>
-          <w:rPr>
-            <w:color w:val="0563C1"/>
-            <w:u w:val="single"/>
-          </w:rPr>
-          <w:t>https://mabdelmoufdy-max.github.io/science-guidance/trial/supervision/</w:t>
-        </w:r>
-      </w:hyperlink>
-    </w:p>
-    <w:p>
-      <w:pPr>
-        <w:jc w:val="right"/>
-        <w:bidi/>
-      </w:pPr>
-      <w:r>
-        <w:rPr>
-          <w:b/>
-        </w:rPr>
-        <w:t>الأدوار (v175):</w:t>
-      </w:r>
-    </w:p>
-    <w:p>
-      <w:pPr>
-        <w:jc w:val="left"/>
-      </w:pPr>
-      <w:hyperlink r:id="rId21">
-        <w:r>
-          <w:rPr>
-            <w:color w:val="0563C1"/>
-            <w:u w:val="single"/>
-          </w:rPr>
-          <w:t>https://mabdelmoufdy-max.github.io/science-guidance/trial/roles/</w:t>
-        </w:r>
-      </w:hyperlink>
-    </w:p>
-    <w:p>
-      <w:pPr>
-        <w:jc w:val="right"/>
-        <w:bidi/>
-      </w:pPr>
-      <w:r>
-        <w:rPr>
-          <w:b/>
-        </w:rPr>
-        <w:t>جدول المعلم (v167):</w:t>
-      </w:r>
-    </w:p>
-    <w:p>
-      <w:pPr>
-        <w:jc w:val="left"/>
-      </w:pPr>
-      <w:hyperlink r:id="rId22">
-        <w:r>
-          <w:rPr>
-            <w:color w:val="0563C1"/>
-            <w:u w:val="single"/>
-          </w:rPr>
-          <w:t>https://mabdelmoufdy-max.github.io/science-guidance/trial/timetable/</w:t>
-        </w:r>
-      </w:hyperlink>
-    </w:p>
-    <w:p>
-      <w:pPr>
-        <w:jc w:val="right"/>
-        <w:bidi/>
-      </w:pPr>
-      <w:r>
-        <w:rPr>
-          <w:b/>
-        </w:rPr>
-        <w:t>الانتداب الجزئي:</w:t>
-      </w:r>
-    </w:p>
-    <w:p>
-      <w:pPr>
-        <w:jc w:val="left"/>
-      </w:pPr>
-      <w:hyperlink r:id="rId23">
-        <w:r>
-          <w:rPr>
-            <w:color w:val="0563C1"/>
-            <w:u w:val="single"/>
-          </w:rPr>
-          <w:t>https://mabdelmoufdy-max.github.io/science-guidance/trial/partial/</w:t>
-        </w:r>
-      </w:hyperlink>
-    </w:p>
-    <w:p>
-      <w:pPr>
-        <w:jc w:val="right"/>
-        <w:bidi/>
-      </w:pPr>
-      <w:r>
-        <w:rPr>
-          <w:b/>
-        </w:rPr>
-        <w:t>تقرير المدارس:</w:t>
-      </w:r>
-    </w:p>
-    <w:p>
-      <w:pPr>
-        <w:jc w:val="left"/>
-      </w:pPr>
-      <w:hyperlink r:id="rId24">
-        <w:r>
-          <w:rPr>
-            <w:color w:val="0563C1"/>
-            <w:u w:val="single"/>
-          </w:rPr>
-          <w:t>https://mabdelmoufdy-max.github.io/science-guidance/trial/schools-report/</w:t>
         </w:r>
       </w:hyperlink>
     </w:p>

--- a/روابط_المشروع.docx
+++ b/روابط_المشروع.docx
@@ -57,7 +57,7 @@
         <w:rPr>
           <w:b/>
         </w:rPr>
-        <w:t>مستودع GitHub:</w:t>
+        <w:t>بوابة بيانات المعلمين (Vercel):</w:t>
       </w:r>
     </w:p>
     <w:p>
@@ -65,84 +65,6 @@
         <w:jc w:val="left"/>
       </w:pPr>
       <w:hyperlink r:id="rId10">
-        <w:r>
-          <w:rPr>
-            <w:color w:val="0563C1"/>
-            <w:u w:val="single"/>
-          </w:rPr>
-          <w:t>https://github.com/mabdelmoufdy-max/science-guidance</w:t>
-        </w:r>
-      </w:hyperlink>
-    </w:p>
-    <w:p>
-      <w:pPr>
-        <w:jc w:val="right"/>
-        <w:bidi/>
-      </w:pPr>
-      <w:r>
-        <w:rPr>
-          <w:b/>
-        </w:rPr>
-        <w:t>لوحة Supabase (Science-Guidance-Production):</w:t>
-      </w:r>
-    </w:p>
-    <w:p>
-      <w:pPr>
-        <w:jc w:val="left"/>
-      </w:pPr>
-      <w:hyperlink r:id="rId11">
-        <w:r>
-          <w:rPr>
-            <w:color w:val="0563C1"/>
-            <w:u w:val="single"/>
-          </w:rPr>
-          <w:t>https://supabase.com/dashboard/project/xehjwzszhsaqdqmcatum</w:t>
-        </w:r>
-      </w:hyperlink>
-    </w:p>
-    <w:p>
-      <w:pPr>
-        <w:jc w:val="right"/>
-        <w:bidi/>
-      </w:pPr>
-      <w:r>
-        <w:rPr>
-          <w:b/>
-        </w:rPr>
-        <w:t>رابط واجهة Supabase API:</w:t>
-      </w:r>
-    </w:p>
-    <w:p>
-      <w:pPr>
-        <w:jc w:val="left"/>
-      </w:pPr>
-      <w:hyperlink r:id="rId12">
-        <w:r>
-          <w:rPr>
-            <w:color w:val="0563C1"/>
-            <w:u w:val="single"/>
-          </w:rPr>
-          <w:t>https://xehjwzszhsaqdqmcatum.supabase.co</w:t>
-        </w:r>
-      </w:hyperlink>
-    </w:p>
-    <w:p>
-      <w:pPr>
-        <w:jc w:val="right"/>
-        <w:bidi/>
-      </w:pPr>
-      <w:r>
-        <w:rPr>
-          <w:b/>
-        </w:rPr>
-        <w:t>بوابة بيانات المعلمين (Vercel):</w:t>
-      </w:r>
-    </w:p>
-    <w:p>
-      <w:pPr>
-        <w:jc w:val="left"/>
-      </w:pPr>
-      <w:hyperlink r:id="rId13">
         <w:r>
           <w:rPr>
             <w:color w:val="0563C1"/>
@@ -161,20 +83,20 @@
         <w:rPr>
           <w:b/>
         </w:rPr>
-        <w:t>صفحة منسق المرحلة داخل البوابة:</w:t>
+        <w:t>نموذج المعلم بالأجر (تقديم الطلب):</w:t>
       </w:r>
     </w:p>
     <w:p>
       <w:pPr>
         <w:jc w:val="left"/>
       </w:pPr>
-      <w:hyperlink r:id="rId14">
+      <w:hyperlink r:id="rId11">
         <w:r>
           <w:rPr>
             <w:color w:val="0563C1"/>
             <w:u w:val="single"/>
           </w:rPr>
-          <w:t>https://teachers-data-portal.vercel.app/coordinator/</w:t>
+          <w:t>https://paid-teachers-form.vercel.app</w:t>
         </w:r>
       </w:hyperlink>
     </w:p>
